--- a/Vishesh_Resume.docx
+++ b/Vishesh_Resume.docx
@@ -220,7 +220,6 @@
         <w:t xml:space="preserve"> Getting great support from </w:t>
       </w:r>
       <w:hyperlink r:id="rId7" w:history="1">
-        <w:proofErr w:type="spellStart"/>
         <w:r>
           <w:rPr>
             <w:rStyle w:val="Hyperlink"/>
@@ -229,7 +228,6 @@
           </w:rPr>
           <w:t>StackOverFlow</w:t>
         </w:r>
-        <w:proofErr w:type="spellEnd"/>
       </w:hyperlink>
       <w:r>
         <w:rPr>
@@ -749,13 +747,8 @@
             <w:r>
               <w:t xml:space="preserve">, </w:t>
             </w:r>
-            <w:proofErr w:type="spellStart"/>
-            <w:r>
-              <w:t>jBoss</w:t>
-            </w:r>
-            <w:proofErr w:type="spellEnd"/>
-            <w:r>
-              <w:t xml:space="preserve"> Server, </w:t>
+            <w:r>
+              <w:t xml:space="preserve">jBoss Server, </w:t>
             </w:r>
             <w:r>
               <w:t xml:space="preserve">nginx, </w:t>
@@ -1000,43 +993,14 @@
             <w:r>
               <w:t xml:space="preserve">SQL Developer, </w:t>
             </w:r>
-            <w:proofErr w:type="spellStart"/>
-            <w:r>
-              <w:t>PGAdmin</w:t>
-            </w:r>
-            <w:proofErr w:type="spellEnd"/>
-            <w:r>
-              <w:t xml:space="preserve">, </w:t>
-            </w:r>
-            <w:r>
-              <w:t xml:space="preserve">JIRA, </w:t>
-            </w:r>
-            <w:proofErr w:type="spellStart"/>
-            <w:r>
-              <w:t>Github</w:t>
-            </w:r>
-            <w:proofErr w:type="spellEnd"/>
-            <w:r>
-              <w:t xml:space="preserve">, </w:t>
-            </w:r>
-            <w:proofErr w:type="spellStart"/>
-            <w:r>
-              <w:t>Gitbash</w:t>
-            </w:r>
-            <w:proofErr w:type="spellEnd"/>
-            <w:r>
-              <w:t xml:space="preserve">, Bitbucket, </w:t>
-            </w:r>
-            <w:r>
-              <w:t xml:space="preserve">Control-M, </w:t>
-            </w:r>
-            <w:proofErr w:type="spellStart"/>
-            <w:r>
-              <w:t>MoveIt</w:t>
-            </w:r>
-            <w:proofErr w:type="spellEnd"/>
-            <w:r>
-              <w:t xml:space="preserve">, </w:t>
+            <w:r>
+              <w:t xml:space="preserve">PGAdmin, </w:t>
+            </w:r>
+            <w:r>
+              <w:t xml:space="preserve">JIRA, Github, Gitbash, Bitbucket, </w:t>
+            </w:r>
+            <w:r>
+              <w:t xml:space="preserve">Control-M, MoveIt, </w:t>
             </w:r>
             <w:r>
               <w:t xml:space="preserve">Swagger, </w:t>
@@ -1044,11 +1008,9 @@
             <w:r>
               <w:t xml:space="preserve">putty, </w:t>
             </w:r>
-            <w:proofErr w:type="spellStart"/>
             <w:r>
               <w:t>Mobaxterm</w:t>
             </w:r>
-            <w:proofErr w:type="spellEnd"/>
             <w:r>
               <w:t xml:space="preserve">, </w:t>
             </w:r>
@@ -1571,7 +1533,7 @@
                 <w:bCs/>
                 <w:vertAlign w:val="superscript"/>
               </w:rPr>
-              <w:t>h</w:t>
+              <w:t>th</w:t>
             </w:r>
             <w:r>
               <w:rPr>
@@ -1932,23 +1894,10 @@
               <w:t xml:space="preserve">UNIX </w:t>
             </w:r>
             <w:r>
-              <w:t xml:space="preserve">– bash and </w:t>
-            </w:r>
-            <w:proofErr w:type="spellStart"/>
-            <w:r>
-              <w:t>ksh</w:t>
-            </w:r>
-            <w:proofErr w:type="spellEnd"/>
-            <w:r>
-              <w:t xml:space="preserve"> on AIX and </w:t>
-            </w:r>
-            <w:proofErr w:type="spellStart"/>
-            <w:r>
-              <w:t>Redhat</w:t>
-            </w:r>
-            <w:proofErr w:type="spellEnd"/>
-            <w:r>
-              <w:t xml:space="preserve"> 8</w:t>
+              <w:t>– bash and ksh</w:t>
+            </w:r>
+            <w:r>
+              <w:t xml:space="preserve"> on AIX and Redhat 8</w:t>
             </w:r>
           </w:p>
           <w:p>
@@ -2134,7 +2083,6 @@
               <w:t xml:space="preserve">For </w:t>
             </w:r>
             <w:hyperlink r:id="rId11" w:history="1">
-              <w:proofErr w:type="spellStart"/>
               <w:r>
                 <w:rPr>
                   <w:rStyle w:val="Hyperlink"/>
@@ -2143,7 +2091,6 @@
                 </w:rPr>
                 <w:t>Echostar</w:t>
               </w:r>
-              <w:proofErr w:type="spellEnd"/>
             </w:hyperlink>
             <w:r>
               <w:t xml:space="preserve">, </w:t>
@@ -2218,7 +2165,6 @@
             <w:r>
               <w:t xml:space="preserve">Remediated </w:t>
             </w:r>
-            <w:proofErr w:type="spellStart"/>
             <w:r>
               <w:rPr>
                 <w:b/>
@@ -2226,11 +2172,9 @@
               </w:rPr>
               <w:t>sqlplus</w:t>
             </w:r>
-            <w:proofErr w:type="spellEnd"/>
             <w:r>
               <w:t xml:space="preserve"> to </w:t>
             </w:r>
-            <w:proofErr w:type="spellStart"/>
             <w:r>
               <w:rPr>
                 <w:b/>
@@ -2238,7 +2182,6 @@
               </w:rPr>
               <w:t>psql</w:t>
             </w:r>
-            <w:proofErr w:type="spellEnd"/>
             <w:r>
               <w:t xml:space="preserve"> and</w:t>
             </w:r>
@@ -2265,23 +2208,7 @@
                 <w:b/>
                 <w:bCs/>
               </w:rPr>
-              <w:t xml:space="preserve">handling </w:t>
-            </w:r>
-            <w:proofErr w:type="spellStart"/>
-            <w:r>
-              <w:rPr>
-                <w:b/>
-                <w:bCs/>
-              </w:rPr>
-              <w:t>cmd</w:t>
-            </w:r>
-            <w:proofErr w:type="spellEnd"/>
-            <w:r>
-              <w:rPr>
-                <w:b/>
-                <w:bCs/>
-              </w:rPr>
-              <w:t xml:space="preserve"> line options</w:t>
+              <w:t>handling cmd line options</w:t>
             </w:r>
             <w:r>
               <w:t xml:space="preserve"> like “set</w:t>
@@ -2308,23 +2235,7 @@
               <w:t xml:space="preserve"> option etc.</w:t>
             </w:r>
             <w:r>
-              <w:t xml:space="preserve"> using </w:t>
-            </w:r>
-            <w:proofErr w:type="spellStart"/>
-            <w:r>
-              <w:t>psql</w:t>
-            </w:r>
-            <w:proofErr w:type="spellEnd"/>
-            <w:r>
-              <w:t xml:space="preserve"> terminal in </w:t>
-            </w:r>
-            <w:proofErr w:type="spellStart"/>
-            <w:r>
-              <w:t>PgAdmin</w:t>
-            </w:r>
-            <w:proofErr w:type="spellEnd"/>
-            <w:r>
-              <w:t xml:space="preserve"> tool.</w:t>
+              <w:t xml:space="preserve"> using psql terminal in PgAdmin tool.</w:t>
             </w:r>
           </w:p>
           <w:p>
@@ -2417,7 +2328,6 @@
               </w:rPr>
             </w:pPr>
             <w:hyperlink r:id="rId12" w:history="1">
-              <w:proofErr w:type="spellStart"/>
               <w:r>
                 <w:rPr>
                   <w:rStyle w:val="Hyperlink"/>
@@ -2426,7 +2336,6 @@
                 </w:rPr>
                 <w:t>Softenger</w:t>
               </w:r>
-              <w:proofErr w:type="spellEnd"/>
             </w:hyperlink>
             <w:r>
               <w:rPr>
@@ -2440,23 +2349,7 @@
                 <w:b/>
                 <w:bCs/>
               </w:rPr>
-              <w:t xml:space="preserve">Malaysia </w:t>
-            </w:r>
-            <w:proofErr w:type="spellStart"/>
-            <w:r>
-              <w:rPr>
-                <w:b/>
-                <w:bCs/>
-              </w:rPr>
-              <w:t>Sdn</w:t>
-            </w:r>
-            <w:proofErr w:type="spellEnd"/>
-            <w:r>
-              <w:rPr>
-                <w:b/>
-                <w:bCs/>
-              </w:rPr>
-              <w:t>. Bhd.</w:t>
+              <w:t>Malaysia Sdn. Bhd.</w:t>
             </w:r>
           </w:p>
           <w:p>
@@ -2639,13 +2532,8 @@
               <w:pStyle w:val="BodyA"/>
               <w:spacing w:after="0" w:line="240" w:lineRule="auto"/>
             </w:pPr>
-            <w:proofErr w:type="spellStart"/>
-            <w:r>
-              <w:t>eBanking</w:t>
-            </w:r>
-            <w:proofErr w:type="spellEnd"/>
-            <w:r>
-              <w:t xml:space="preserve"> application of Public Bank for </w:t>
+            <w:r>
+              <w:t xml:space="preserve">eBanking application of Public Bank for </w:t>
             </w:r>
             <w:r>
               <w:t xml:space="preserve">Intra and Inter Bank </w:t>
@@ -2654,15 +2542,7 @@
               <w:t>Funds Transfer</w:t>
             </w:r>
             <w:r>
-              <w:t xml:space="preserve">, checking Fraud Beneficiaries, </w:t>
-            </w:r>
-            <w:proofErr w:type="spellStart"/>
-            <w:r>
-              <w:t>DuitNow</w:t>
-            </w:r>
-            <w:proofErr w:type="spellEnd"/>
-            <w:r>
-              <w:t xml:space="preserve"> Transfers, Gold Investment.</w:t>
+              <w:t>, checking Fraud Beneficiaries, DuitNow Transfers, Gold Investment.</w:t>
             </w:r>
             <w:r>
               <w:t xml:space="preserve"> Public Bank needs to </w:t>
@@ -3028,7 +2908,6 @@
             <w:r>
               <w:t xml:space="preserve">et-up a standalone WebSocket application using </w:t>
             </w:r>
-            <w:proofErr w:type="spellStart"/>
             <w:proofErr w:type="gramStart"/>
             <w:r>
               <w:t>org.springframework</w:t>
@@ -3037,7 +2916,6 @@
             <w:r>
               <w:t>.spring-websocket</w:t>
             </w:r>
-            <w:proofErr w:type="spellEnd"/>
             <w:r>
               <w:t xml:space="preserve"> to </w:t>
             </w:r>
@@ -3745,29 +3623,7 @@
                   <w14:miter w14:lim="400000"/>
                 </w14:textOutline>
               </w:rPr>
-              <w:t xml:space="preserve">that creates user account using </w:t>
-            </w:r>
-            <w:proofErr w:type="spellStart"/>
-            <w:r>
-              <w:rPr>
-                <w14:textOutline w14:w="12700" w14:cap="flat" w14:cmpd="sng" w14:algn="ctr">
-                  <w14:noFill/>
-                  <w14:prstDash w14:val="solid"/>
-                  <w14:miter w14:lim="400000"/>
-                </w14:textOutline>
-              </w:rPr>
-              <w:t>Angular’s</w:t>
-            </w:r>
-            <w:proofErr w:type="spellEnd"/>
-            <w:r>
-              <w:rPr>
-                <w14:textOutline w14:w="12700" w14:cap="flat" w14:cmpd="sng" w14:algn="ctr">
-                  <w14:noFill/>
-                  <w14:prstDash w14:val="solid"/>
-                  <w14:miter w14:lim="400000"/>
-                </w14:textOutline>
-              </w:rPr>
-              <w:t xml:space="preserve"> promise on results from Rest API.</w:t>
+              <w:t>that creates user account using Angular’s promise on results from Rest API.</w:t>
             </w:r>
             <w:r>
               <w:rPr>
@@ -4815,15 +4671,7 @@
               </w:rPr>
             </w:pPr>
             <w:r>
-              <w:t xml:space="preserve">Added new API to the hive, modifying Swagger file accordingly in </w:t>
-            </w:r>
-            <w:proofErr w:type="spellStart"/>
-            <w:r>
-              <w:t>yaml</w:t>
-            </w:r>
-            <w:proofErr w:type="spellEnd"/>
-            <w:r>
-              <w:t xml:space="preserve"> format.</w:t>
+              <w:t>Added new API to the hive, modifying Swagger file accordingly in yaml format.</w:t>
             </w:r>
           </w:p>
           <w:p>
@@ -5151,51 +4999,7 @@
                   <w14:miter w14:lim="400000"/>
                 </w14:textOutline>
               </w:rPr>
-              <w:t xml:space="preserve">Pass Values from Parent to Child component using @Input decorator on Variable in Typescript and using same as attribute inside child components selector tag which is set with </w:t>
-            </w:r>
-            <w:proofErr w:type="spellStart"/>
-            <w:r>
-              <w:rPr>
-                <w14:textOutline w14:w="12700" w14:cap="flat" w14:cmpd="sng" w14:algn="ctr">
-                  <w14:noFill/>
-                  <w14:prstDash w14:val="solid"/>
-                  <w14:miter w14:lim="400000"/>
-                </w14:textOutline>
-              </w:rPr>
-              <w:t>OnChange</w:t>
-            </w:r>
-            <w:proofErr w:type="spellEnd"/>
-            <w:r>
-              <w:rPr>
-                <w14:textOutline w14:w="12700" w14:cap="flat" w14:cmpd="sng" w14:algn="ctr">
-                  <w14:noFill/>
-                  <w14:prstDash w14:val="solid"/>
-                  <w14:miter w14:lim="400000"/>
-                </w14:textOutline>
-              </w:rPr>
-              <w:t xml:space="preserve"> </w:t>
-            </w:r>
-            <w:proofErr w:type="spellStart"/>
-            <w:r>
-              <w:rPr>
-                <w14:textOutline w14:w="12700" w14:cap="flat" w14:cmpd="sng" w14:algn="ctr">
-                  <w14:noFill/>
-                  <w14:prstDash w14:val="solid"/>
-                  <w14:miter w14:lim="400000"/>
-                </w14:textOutline>
-              </w:rPr>
-              <w:t>LifeHook</w:t>
-            </w:r>
-            <w:proofErr w:type="spellEnd"/>
-            <w:r>
-              <w:rPr>
-                <w14:textOutline w14:w="12700" w14:cap="flat" w14:cmpd="sng" w14:algn="ctr">
-                  <w14:noFill/>
-                  <w14:prstDash w14:val="solid"/>
-                  <w14:miter w14:lim="400000"/>
-                </w14:textOutline>
-              </w:rPr>
-              <w:t>.</w:t>
+              <w:t>Pass Values from Parent to Child component using @Input decorator on Variable in Typescript and using same as attribute inside child components selector tag which is set with OnChange LifeHook.</w:t>
             </w:r>
           </w:p>
           <w:p>
@@ -5308,15 +5112,7 @@
               </w:rPr>
             </w:pPr>
             <w:r>
-              <w:t xml:space="preserve">Assisted in </w:t>
-            </w:r>
-            <w:proofErr w:type="spellStart"/>
-            <w:r>
-              <w:t>BrightSpeed</w:t>
-            </w:r>
-            <w:proofErr w:type="spellEnd"/>
-            <w:r>
-              <w:t xml:space="preserve"> </w:t>
+              <w:t xml:space="preserve">Assisted in BrightSpeed </w:t>
             </w:r>
             <w:hyperlink r:id="rId19" w:anchor=":~:text=Brightspeed%20is%20a%20new%20internet,the%20parent%20company%20of%20CenturyLink." w:history="1">
               <w:r>
@@ -5327,25 +5123,15 @@
               </w:r>
             </w:hyperlink>
             <w:r>
-              <w:t xml:space="preserve"> Project and </w:t>
-            </w:r>
-            <w:proofErr w:type="spellStart"/>
-            <w:r>
-              <w:t>trainined</w:t>
-            </w:r>
-            <w:proofErr w:type="spellEnd"/>
-            <w:r>
-              <w:t xml:space="preserve"> </w:t>
+              <w:t xml:space="preserve"> Project and trainined </w:t>
             </w:r>
             <w:hyperlink r:id="rId20" w:history="1">
-              <w:proofErr w:type="spellStart"/>
               <w:r>
                 <w:rPr>
                   <w:rStyle w:val="Hyperlink"/>
                 </w:rPr>
                 <w:t>BrightSpeed</w:t>
               </w:r>
-              <w:proofErr w:type="spellEnd"/>
             </w:hyperlink>
             <w:r>
               <w:t xml:space="preserve"> resources.</w:t>
@@ -5372,15 +5158,7 @@
               </w:r>
             </w:hyperlink>
             <w:r>
-              <w:t xml:space="preserve">. Please us this </w:t>
-            </w:r>
-            <w:proofErr w:type="spellStart"/>
-            <w:r>
-              <w:t>Github</w:t>
-            </w:r>
-            <w:proofErr w:type="spellEnd"/>
-            <w:r>
-              <w:t xml:space="preserve"> </w:t>
+              <w:t xml:space="preserve">. Please us this Github </w:t>
             </w:r>
             <w:hyperlink r:id="rId22" w:history="1">
               <w:r>
@@ -5423,15 +5201,7 @@
               <w:spacing w:after="0" w:line="240" w:lineRule="auto"/>
             </w:pPr>
             <w:r>
-              <w:t xml:space="preserve">Create multi-tier </w:t>
-            </w:r>
-            <w:proofErr w:type="spellStart"/>
-            <w:r>
-              <w:t>Dockerfile</w:t>
-            </w:r>
-            <w:proofErr w:type="spellEnd"/>
-            <w:r>
-              <w:t xml:space="preserve"> for Angular application in CICD ecosystem that is triggered by Jenkins script when code pushed to Dev Branch.</w:t>
+              <w:t>Create multi-tier Dockerfile for Angular application in CICD ecosystem that is triggered by Jenkins script when code pushed to Dev Branch.</w:t>
             </w:r>
             <w:r>
               <w:t xml:space="preserve"> Pull request </w:t>
@@ -5452,15 +5222,7 @@
               <w:sym w:font="Wingdings" w:char="F0E0"/>
             </w:r>
             <w:r>
-              <w:t xml:space="preserve"> </w:t>
-            </w:r>
-            <w:proofErr w:type="spellStart"/>
-            <w:r>
-              <w:t>Dockerfile</w:t>
-            </w:r>
-            <w:proofErr w:type="spellEnd"/>
-            <w:r>
-              <w:t xml:space="preserve"> </w:t>
+              <w:t xml:space="preserve"> Dockerfile </w:t>
             </w:r>
             <w:r>
               <w:sym w:font="Wingdings" w:char="F0E0"/>
@@ -5546,15 +5308,7 @@
               <w:t>Cron jobs</w:t>
             </w:r>
             <w:r>
-              <w:t xml:space="preserve"> that trigger Daily, weekly, monthly and quarterly task. Also used these </w:t>
-            </w:r>
-            <w:proofErr w:type="spellStart"/>
-            <w:r>
-              <w:t>cron</w:t>
-            </w:r>
-            <w:proofErr w:type="spellEnd"/>
-            <w:r>
-              <w:t xml:space="preserve"> to send mail through Unix machine for reporting purpose.</w:t>
+              <w:t xml:space="preserve"> that trigger Daily, weekly, monthly and quarterly task. Also used these cron to send mail through Unix machine for reporting purpose.</w:t>
             </w:r>
           </w:p>
           <w:p>
@@ -6693,14 +6447,12 @@
               <w:t xml:space="preserve"> </w:t>
             </w:r>
             <w:hyperlink r:id="rId26" w:history="1">
-              <w:proofErr w:type="spellStart"/>
               <w:r>
                 <w:rPr>
                   <w:rStyle w:val="Hyperlink"/>
                 </w:rPr>
                 <w:t>Schufa</w:t>
               </w:r>
-              <w:proofErr w:type="spellEnd"/>
             </w:hyperlink>
             <w:r>
               <w:t xml:space="preserve"> and </w:t>
@@ -7303,17 +7055,8 @@
                 <w:rFonts w:ascii="Calibri" w:hAnsi="Calibri"/>
                 <w:lang w:val="en-US"/>
               </w:rPr>
-              <w:t xml:space="preserve">Award </w:t>
-            </w:r>
-            <w:proofErr w:type="spellStart"/>
-            <w:r>
-              <w:rPr>
-                <w:rFonts w:ascii="Calibri" w:hAnsi="Calibri"/>
-                <w:lang w:val="en-US"/>
-              </w:rPr>
-              <w:t>SubCategory</w:t>
-            </w:r>
-            <w:proofErr w:type="spellEnd"/>
+              <w:t>Award SubCategory</w:t>
+            </w:r>
           </w:p>
         </w:tc>
       </w:tr>
